--- a/reports/2026-07-16-基金午报.docx
+++ b/reports/2026-07-16-基金午报.docx
@@ -120,6 +120,9 @@
         <w:gridCol w:w="1497"/>
       </w:tblGrid>
       <w:tr>
+        <w:trPr>
+          <w:tblHeader w:val="true"/>
+        </w:trPr>
         <w:tc>
           <w:tcPr>
             <w:tcW w:type="dxa" w:w="1497"/>
@@ -276,6 +279,9 @@
         </w:tc>
       </w:tr>
       <w:tr>
+        <w:trPr>
+          <w:cantSplit/>
+        </w:trPr>
         <w:tc>
           <w:tcPr>
             <w:tcW w:type="dxa" w:w="1497"/>
@@ -398,7 +404,7 @@
                 <w:color w:val="000000"/>
                 <w:sz w:val="15"/>
               </w:rPr>
-              <w:t>+0.00%</w:t>
+              <w:t>+0.13%</w:t>
             </w:r>
           </w:p>
         </w:tc>
@@ -425,6 +431,9 @@
         </w:tc>
       </w:tr>
       <w:tr>
+        <w:trPr>
+          <w:cantSplit/>
+        </w:trPr>
         <w:tc>
           <w:tcPr>
             <w:tcW w:type="dxa" w:w="1497"/>
@@ -547,7 +556,7 @@
                 <w:color w:val="000000"/>
                 <w:sz w:val="15"/>
               </w:rPr>
-              <w:t>+0.00%</w:t>
+              <w:t>-8.00%</w:t>
             </w:r>
           </w:p>
         </w:tc>
@@ -574,6 +583,9 @@
         </w:tc>
       </w:tr>
       <w:tr>
+        <w:trPr>
+          <w:cantSplit/>
+        </w:trPr>
         <w:tc>
           <w:tcPr>
             <w:tcW w:type="dxa" w:w="1497"/>
@@ -696,7 +708,7 @@
                 <w:color w:val="000000"/>
                 <w:sz w:val="15"/>
               </w:rPr>
-              <w:t>+0.00%</w:t>
+              <w:t>-9.88%</w:t>
             </w:r>
           </w:p>
         </w:tc>
@@ -723,6 +735,9 @@
         </w:tc>
       </w:tr>
       <w:tr>
+        <w:trPr>
+          <w:cantSplit/>
+        </w:trPr>
         <w:tc>
           <w:tcPr>
             <w:tcW w:type="dxa" w:w="1497"/>
@@ -845,7 +860,7 @@
                 <w:color w:val="000000"/>
                 <w:sz w:val="15"/>
               </w:rPr>
-              <w:t>+0.00%</w:t>
+              <w:t>+32.61%</w:t>
             </w:r>
           </w:p>
         </w:tc>
@@ -872,6 +887,9 @@
         </w:tc>
       </w:tr>
       <w:tr>
+        <w:trPr>
+          <w:cantSplit/>
+        </w:trPr>
         <w:tc>
           <w:tcPr>
             <w:tcW w:type="dxa" w:w="1497"/>
@@ -994,7 +1012,7 @@
                 <w:color w:val="000000"/>
                 <w:sz w:val="15"/>
               </w:rPr>
-              <w:t>+0.00%</w:t>
+              <w:t>-10.54%</w:t>
             </w:r>
           </w:p>
         </w:tc>
@@ -1021,6 +1039,9 @@
         </w:tc>
       </w:tr>
       <w:tr>
+        <w:trPr>
+          <w:cantSplit/>
+        </w:trPr>
         <w:tc>
           <w:tcPr>
             <w:tcW w:type="dxa" w:w="1497"/>
@@ -1143,7 +1164,7 @@
                 <w:color w:val="000000"/>
                 <w:sz w:val="15"/>
               </w:rPr>
-              <w:t>+0.00%</w:t>
+              <w:t>-0.06%</w:t>
             </w:r>
           </w:p>
         </w:tc>
@@ -1170,6 +1191,9 @@
         </w:tc>
       </w:tr>
       <w:tr>
+        <w:trPr>
+          <w:cantSplit/>
+        </w:trPr>
         <w:tc>
           <w:tcPr>
             <w:tcW w:type="dxa" w:w="1497"/>
@@ -1292,7 +1316,7 @@
                 <w:color w:val="000000"/>
                 <w:sz w:val="15"/>
               </w:rPr>
-              <w:t>+0.00%</w:t>
+              <w:t>-12.17%</w:t>
             </w:r>
           </w:p>
         </w:tc>
@@ -1319,6 +1343,9 @@
         </w:tc>
       </w:tr>
       <w:tr>
+        <w:trPr>
+          <w:cantSplit/>
+        </w:trPr>
         <w:tc>
           <w:tcPr>
             <w:tcW w:type="dxa" w:w="1497"/>
@@ -1441,7 +1468,7 @@
                 <w:color w:val="000000"/>
                 <w:sz w:val="15"/>
               </w:rPr>
-              <w:t>+0.00%</w:t>
+              <w:t>-16.22%</w:t>
             </w:r>
           </w:p>
         </w:tc>
@@ -1468,6 +1495,9 @@
         </w:tc>
       </w:tr>
       <w:tr>
+        <w:trPr>
+          <w:cantSplit/>
+        </w:trPr>
         <w:tc>
           <w:tcPr>
             <w:tcW w:type="dxa" w:w="1497"/>
@@ -1590,7 +1620,7 @@
                 <w:color w:val="000000"/>
                 <w:sz w:val="15"/>
               </w:rPr>
-              <w:t>+0.00%</w:t>
+              <w:t>+10.09%</w:t>
             </w:r>
           </w:p>
         </w:tc>
@@ -1617,6 +1647,9 @@
         </w:tc>
       </w:tr>
       <w:tr>
+        <w:trPr>
+          <w:cantSplit/>
+        </w:trPr>
         <w:tc>
           <w:tcPr>
             <w:tcW w:type="dxa" w:w="1497"/>
@@ -1739,7 +1772,7 @@
                 <w:color w:val="000000"/>
                 <w:sz w:val="15"/>
               </w:rPr>
-              <w:t>+0.00%</w:t>
+              <w:t>-2.06%</w:t>
             </w:r>
           </w:p>
         </w:tc>
@@ -1766,6 +1799,9 @@
         </w:tc>
       </w:tr>
       <w:tr>
+        <w:trPr>
+          <w:cantSplit/>
+        </w:trPr>
         <w:tc>
           <w:tcPr>
             <w:tcW w:type="dxa" w:w="1497"/>
@@ -1888,7 +1924,7 @@
                 <w:color w:val="000000"/>
                 <w:sz w:val="15"/>
               </w:rPr>
-              <w:t>+0.00%</w:t>
+              <w:t>-2.14%</w:t>
             </w:r>
           </w:p>
         </w:tc>
@@ -1915,6 +1951,9 @@
         </w:tc>
       </w:tr>
       <w:tr>
+        <w:trPr>
+          <w:cantSplit/>
+        </w:trPr>
         <w:tc>
           <w:tcPr>
             <w:tcW w:type="dxa" w:w="1497"/>
@@ -2037,7 +2076,7 @@
                 <w:color w:val="000000"/>
                 <w:sz w:val="15"/>
               </w:rPr>
-              <w:t>+0.00%</w:t>
+              <w:t>+10.83%</w:t>
             </w:r>
           </w:p>
         </w:tc>
@@ -2064,6 +2103,9 @@
         </w:tc>
       </w:tr>
       <w:tr>
+        <w:trPr>
+          <w:cantSplit/>
+        </w:trPr>
         <w:tc>
           <w:tcPr>
             <w:tcW w:type="dxa" w:w="1497"/>
@@ -2186,7 +2228,7 @@
                 <w:color w:val="000000"/>
                 <w:sz w:val="15"/>
               </w:rPr>
-              <w:t>+0.00%</w:t>
+              <w:t>-14.10%</w:t>
             </w:r>
           </w:p>
         </w:tc>
@@ -2213,6 +2255,9 @@
         </w:tc>
       </w:tr>
       <w:tr>
+        <w:trPr>
+          <w:cantSplit/>
+        </w:trPr>
         <w:tc>
           <w:tcPr>
             <w:tcW w:type="dxa" w:w="1497"/>
@@ -2335,7 +2380,7 @@
                 <w:color w:val="000000"/>
                 <w:sz w:val="15"/>
               </w:rPr>
-              <w:t>+0.00%</w:t>
+              <w:t>-19.65%</w:t>
             </w:r>
           </w:p>
         </w:tc>
@@ -2362,6 +2407,9 @@
         </w:tc>
       </w:tr>
       <w:tr>
+        <w:trPr>
+          <w:cantSplit/>
+        </w:trPr>
         <w:tc>
           <w:tcPr>
             <w:tcW w:type="dxa" w:w="1497"/>
@@ -2484,7 +2532,7 @@
                 <w:color w:val="000000"/>
                 <w:sz w:val="15"/>
               </w:rPr>
-              <w:t>+0.00%</w:t>
+              <w:t>-8.42%</w:t>
             </w:r>
           </w:p>
         </w:tc>
@@ -2511,6 +2559,9 @@
         </w:tc>
       </w:tr>
       <w:tr>
+        <w:trPr>
+          <w:cantSplit/>
+        </w:trPr>
         <w:tc>
           <w:tcPr>
             <w:tcW w:type="dxa" w:w="1497"/>
@@ -2633,7 +2684,7 @@
                 <w:color w:val="000000"/>
                 <w:sz w:val="15"/>
               </w:rPr>
-              <w:t>+0.00%</w:t>
+              <w:t>-4.45%</w:t>
             </w:r>
           </w:p>
         </w:tc>
@@ -2660,6 +2711,9 @@
         </w:tc>
       </w:tr>
       <w:tr>
+        <w:trPr>
+          <w:cantSplit/>
+        </w:trPr>
         <w:tc>
           <w:tcPr>
             <w:tcW w:type="dxa" w:w="1497"/>
@@ -2782,7 +2836,7 @@
                 <w:color w:val="000000"/>
                 <w:sz w:val="15"/>
               </w:rPr>
-              <w:t>+0.00%</w:t>
+              <w:t>+5.35%</w:t>
             </w:r>
           </w:p>
         </w:tc>
@@ -2809,6 +2863,9 @@
         </w:tc>
       </w:tr>
       <w:tr>
+        <w:trPr>
+          <w:cantSplit/>
+        </w:trPr>
         <w:tc>
           <w:tcPr>
             <w:tcW w:type="dxa" w:w="1497"/>
@@ -2931,7 +2988,7 @@
                 <w:color w:val="000000"/>
                 <w:sz w:val="15"/>
               </w:rPr>
-              <w:t>+0.00%</w:t>
+              <w:t>-33.32%</w:t>
             </w:r>
           </w:p>
         </w:tc>
@@ -3326,6 +3383,9 @@
         <w:gridCol w:w="2620"/>
       </w:tblGrid>
       <w:tr>
+        <w:trPr>
+          <w:tblHeader w:val="true"/>
+        </w:trPr>
         <w:tc>
           <w:tcPr>
             <w:tcW w:type="dxa" w:w="2620"/>
@@ -3416,6 +3476,9 @@
         </w:tc>
       </w:tr>
       <w:tr>
+        <w:trPr>
+          <w:cantSplit/>
+        </w:trPr>
         <w:tc>
           <w:tcPr>
             <w:tcW w:type="dxa" w:w="2620"/>
@@ -3502,6 +3565,9 @@
         </w:tc>
       </w:tr>
       <w:tr>
+        <w:trPr>
+          <w:cantSplit/>
+        </w:trPr>
         <w:tc>
           <w:tcPr>
             <w:tcW w:type="dxa" w:w="2620"/>
@@ -3588,6 +3654,9 @@
         </w:tc>
       </w:tr>
       <w:tr>
+        <w:trPr>
+          <w:cantSplit/>
+        </w:trPr>
         <w:tc>
           <w:tcPr>
             <w:tcW w:type="dxa" w:w="2620"/>
@@ -3674,6 +3743,9 @@
         </w:tc>
       </w:tr>
       <w:tr>
+        <w:trPr>
+          <w:cantSplit/>
+        </w:trPr>
         <w:tc>
           <w:tcPr>
             <w:tcW w:type="dxa" w:w="2620"/>
@@ -3760,6 +3832,9 @@
         </w:tc>
       </w:tr>
       <w:tr>
+        <w:trPr>
+          <w:cantSplit/>
+        </w:trPr>
         <w:tc>
           <w:tcPr>
             <w:tcW w:type="dxa" w:w="2620"/>
@@ -3846,6 +3921,9 @@
         </w:tc>
       </w:tr>
       <w:tr>
+        <w:trPr>
+          <w:cantSplit/>
+        </w:trPr>
         <w:tc>
           <w:tcPr>
             <w:tcW w:type="dxa" w:w="2620"/>
@@ -3961,6 +4039,9 @@
         <w:gridCol w:w="2096"/>
       </w:tblGrid>
       <w:tr>
+        <w:trPr>
+          <w:tblHeader w:val="true"/>
+        </w:trPr>
         <w:tc>
           <w:tcPr>
             <w:tcW w:type="dxa" w:w="2096"/>
@@ -4073,6 +4154,9 @@
         </w:tc>
       </w:tr>
       <w:tr>
+        <w:trPr>
+          <w:cantSplit/>
+        </w:trPr>
         <w:tc>
           <w:tcPr>
             <w:tcW w:type="dxa" w:w="2096"/>
@@ -4180,6 +4264,9 @@
         </w:tc>
       </w:tr>
       <w:tr>
+        <w:trPr>
+          <w:cantSplit/>
+        </w:trPr>
         <w:tc>
           <w:tcPr>
             <w:tcW w:type="dxa" w:w="2096"/>
@@ -4287,6 +4374,9 @@
         </w:tc>
       </w:tr>
       <w:tr>
+        <w:trPr>
+          <w:cantSplit/>
+        </w:trPr>
         <w:tc>
           <w:tcPr>
             <w:tcW w:type="dxa" w:w="2096"/>
@@ -4695,6 +4785,9 @@
         <w:gridCol w:w="1747"/>
       </w:tblGrid>
       <w:tr>
+        <w:trPr>
+          <w:tblHeader w:val="true"/>
+        </w:trPr>
         <w:tc>
           <w:tcPr>
             <w:tcW w:type="dxa" w:w="1747"/>
@@ -4829,6 +4922,9 @@
         </w:tc>
       </w:tr>
       <w:tr>
+        <w:trPr>
+          <w:cantSplit/>
+        </w:trPr>
         <w:tc>
           <w:tcPr>
             <w:tcW w:type="dxa" w:w="1747"/>
@@ -4957,6 +5053,9 @@
         </w:tc>
       </w:tr>
       <w:tr>
+        <w:trPr>
+          <w:cantSplit/>
+        </w:trPr>
         <w:tc>
           <w:tcPr>
             <w:tcW w:type="dxa" w:w="1747"/>
@@ -5085,6 +5184,9 @@
         </w:tc>
       </w:tr>
       <w:tr>
+        <w:trPr>
+          <w:cantSplit/>
+        </w:trPr>
         <w:tc>
           <w:tcPr>
             <w:tcW w:type="dxa" w:w="1747"/>
@@ -5213,6 +5315,9 @@
         </w:tc>
       </w:tr>
       <w:tr>
+        <w:trPr>
+          <w:cantSplit/>
+        </w:trPr>
         <w:tc>
           <w:tcPr>
             <w:tcW w:type="dxa" w:w="1747"/>

--- a/reports/2026-07-16-基金午报.docx
+++ b/reports/2026-07-16-基金午报.docx
@@ -100,7 +100,7 @@
           <w:color w:val="000000"/>
           <w:sz w:val="19"/>
         </w:rPr>
-        <w:t>按最新正式净值、未扣待确认赎回，18只持仓合计约38,292.22元。7月15日用户报告提交021894赎回350份，按7月15日正式净值2.7674元估算毛额968.59元；若最终确认，剩余约1312.26份。7月14日010004赎回仍缺准确份额、确认净值与真实费用。</w:t>
+        <w:t>按最新正式净值、未扣待确认赎回，18只持仓合计约38,292.22元。7月15日用户报告提交易方达半导体材料设备ETF联接C赎回350份，按7月15日正式净值2.7674元估算毛额968.59元；若最终确认，剩余约1312.26份。7月14日景顺长城电子信息产业股票C赎回仍缺准确份额、确认净值与真实费用。</w:t>
       </w:r>
     </w:p>
     <w:tbl>
@@ -299,7 +299,7 @@
                 <w:color w:val="000000"/>
                 <w:sz w:val="15"/>
               </w:rPr>
-              <w:t>007339 易方达沪深300ETF联接C</w:t>
+              <w:t>易方达沪深300ETF联接C</w:t>
             </w:r>
           </w:p>
         </w:tc>
@@ -451,7 +451,7 @@
                 <w:color w:val="000000"/>
                 <w:sz w:val="15"/>
               </w:rPr>
-              <w:t>021894 易方达半导体材料设备ETF联接C</w:t>
+              <w:t>易方达半导体材料设备ETF联接C</w:t>
             </w:r>
           </w:p>
         </w:tc>
@@ -603,7 +603,7 @@
                 <w:color w:val="000000"/>
                 <w:sz w:val="15"/>
               </w:rPr>
-              <w:t>010004 景顺长城电子信息产业股票C</w:t>
+              <w:t>景顺长城电子信息产业股票C</w:t>
             </w:r>
           </w:p>
         </w:tc>
@@ -755,7 +755,7 @@
                 <w:color w:val="000000"/>
                 <w:sz w:val="15"/>
               </w:rPr>
-              <w:t>012922 易方达全球成长精选混合(QDII)C</w:t>
+              <w:t>易方达全球成长精选混合(QDII)C</w:t>
             </w:r>
           </w:p>
         </w:tc>
@@ -907,7 +907,7 @@
                 <w:color w:val="000000"/>
                 <w:sz w:val="15"/>
               </w:rPr>
-              <w:t>021528 财通成长优选混合C</w:t>
+              <w:t>财通成长优选混合C</w:t>
             </w:r>
           </w:p>
         </w:tc>
@@ -1059,7 +1059,7 @@
                 <w:color w:val="000000"/>
                 <w:sz w:val="15"/>
               </w:rPr>
-              <w:t>007818 国泰中证全指通信设备ETF联接C</w:t>
+              <w:t>国泰中证全指通信设备ETF联接C</w:t>
             </w:r>
           </w:p>
         </w:tc>
@@ -1211,7 +1211,7 @@
                 <w:color w:val="000000"/>
                 <w:sz w:val="15"/>
               </w:rPr>
-              <w:t>019024 易方达信息行业精选股票C</w:t>
+              <w:t>易方达信息行业精选股票C</w:t>
             </w:r>
           </w:p>
         </w:tc>
@@ -1363,7 +1363,7 @@
                 <w:color w:val="000000"/>
                 <w:sz w:val="15"/>
               </w:rPr>
-              <w:t>024481 财通品质甄选混合C</w:t>
+              <w:t>财通品质甄选混合C</w:t>
             </w:r>
           </w:p>
         </w:tc>
@@ -1515,7 +1515,7 @@
                 <w:color w:val="000000"/>
                 <w:sz w:val="15"/>
               </w:rPr>
-              <w:t>017731 嘉实全球产业升级股票(QDII)C</w:t>
+              <w:t>嘉实全球产业升级股票(QDII)C</w:t>
             </w:r>
           </w:p>
         </w:tc>
@@ -1667,7 +1667,7 @@
                 <w:color w:val="000000"/>
                 <w:sz w:val="15"/>
               </w:rPr>
-              <w:t>019331 华泰柏瑞中证沪港深云计算产业ETF联接C</w:t>
+              <w:t>华泰柏瑞中证沪港深云计算产业ETF联接C</w:t>
             </w:r>
           </w:p>
         </w:tc>
@@ -1819,7 +1819,7 @@
                 <w:color w:val="000000"/>
                 <w:sz w:val="15"/>
               </w:rPr>
-              <w:t>016665 天弘全球高端制造混合(QDII)C</w:t>
+              <w:t>天弘全球高端制造混合(QDII)C</w:t>
             </w:r>
           </w:p>
         </w:tc>
@@ -1971,7 +1971,7 @@
                 <w:color w:val="000000"/>
                 <w:sz w:val="15"/>
               </w:rPr>
-              <w:t>006479 广发纳指100ETF联接(QDII)C</w:t>
+              <w:t>广发纳指100ETF联接(QDII)C</w:t>
             </w:r>
           </w:p>
         </w:tc>
@@ -2123,7 +2123,7 @@
                 <w:color w:val="000000"/>
                 <w:sz w:val="15"/>
               </w:rPr>
-              <w:t>016371 信澳业绩驱动混合C</w:t>
+              <w:t>信澳业绩驱动混合C</w:t>
             </w:r>
           </w:p>
         </w:tc>
@@ -2275,7 +2275,7 @@
                 <w:color w:val="000000"/>
                 <w:sz w:val="15"/>
               </w:rPr>
-              <w:t>006503 财通集成电路产业股票C</w:t>
+              <w:t>财通集成电路产业股票C</w:t>
             </w:r>
           </w:p>
         </w:tc>
@@ -2427,7 +2427,7 @@
                 <w:color w:val="000000"/>
                 <w:sz w:val="15"/>
               </w:rPr>
-              <w:t>002891 华夏移动互联灵活配置混合(QDII)</w:t>
+              <w:t>华夏移动互联灵活配置混合(QDII)</w:t>
             </w:r>
           </w:p>
         </w:tc>
@@ -2579,7 +2579,7 @@
                 <w:color w:val="000000"/>
                 <w:sz w:val="15"/>
               </w:rPr>
-              <w:t>539002 建信新兴市场优选混合(QDII)A</w:t>
+              <w:t>建信新兴市场优选混合(QDII)A</w:t>
             </w:r>
           </w:p>
         </w:tc>
@@ -2731,7 +2731,7 @@
                 <w:color w:val="000000"/>
                 <w:sz w:val="15"/>
               </w:rPr>
-              <w:t>006373 国富全球科技互联混合(QDII)人民币A</w:t>
+              <w:t>国富全球科技互联混合(QDII)人民币A</w:t>
             </w:r>
           </w:p>
         </w:tc>
@@ -2883,7 +2883,7 @@
                 <w:color w:val="000000"/>
                 <w:sz w:val="15"/>
               </w:rPr>
-              <w:t>021873 中欧中证沪深港黄金产业股票指数A</w:t>
+              <w:t>中欧中证沪深港黄金产业股票指数A</w:t>
             </w:r>
           </w:p>
         </w:tc>
@@ -3115,7 +3115,7 @@
           <w:color w:val="000000"/>
           <w:sz w:val="19"/>
         </w:rPr>
-        <w:t>创新药为何昨天大涨：上半年创新药对外许可交易总额被公开报道为约1100亿美元、接近2025全年约八成，并叠加38个1类创新药获批和大型BD交易，市场重估海外商业化与现金流。今天创新药ETF仅约+0.12%，持仓014565正式净值已高于20日线11.36%、RSI约71.3，说明好消息大部分已经被交易，今天不追。</w:t>
+        <w:t>创新药为何昨天大涨：上半年创新药对外许可交易总额被公开报道为约1100亿美元、接近2025全年约八成，并叠加38个1类创新药获批和大型BD交易，市场重估海外商业化与现金流。今天创新药ETF仅约+0.12%，持仓天弘沪深港创新药50ETF联接C正式净值已高于20日线11.36%、RSI约71.3，说明好消息大部分已经被交易，今天不追。</w:t>
       </w:r>
     </w:p>
     <w:p>
@@ -3233,7 +3233,7 @@
           <w:color w:val="000000"/>
           <w:sz w:val="19"/>
         </w:rPr>
-        <w:t>19只基金中仅2只站上20日均线、17只低于20日均线，组合趋势仍弱。021894低于MA20约6.39%，010004约8.19%，007818约8.27%，019024约8.45%，006503约11.24%。</w:t>
+        <w:t>19只基金中仅2只站上20日均线、17只低于20日均线，组合趋势仍弱。易方达半导体材料设备ETF联接C低于MA20约6.39%，景顺长城电子信息产业股票C约8.19%，国泰中证全指通信设备ETF联接C约8.27%，易方达信息行业精选股票C约8.45%，财通集成电路产业股票C约11.24%。</w:t>
       </w:r>
     </w:p>
     <w:p>
@@ -3248,7 +3248,7 @@
           <w:color w:val="000000"/>
           <w:sz w:val="19"/>
         </w:rPr>
-        <w:t>021894正式净值7月15日单日约-6.12%，但今天对应半导体ETF午间约-2.27%、半导体设备ETF约-3.61%，已从早盘低点回升；这是弱势延续，不是午间新增崩盘。</w:t>
+        <w:t>易方达半导体材料设备ETF联接C正式净值7月15日单日约-6.12%，但今天对应半导体ETF午间约-2.27%、半导体设备ETF约-3.61%，已从早盘低点回升；这是弱势延续，不是午间新增崩盘。</w:t>
       </w:r>
     </w:p>
     <w:p>
@@ -3263,7 +3263,7 @@
           <w:color w:val="000000"/>
           <w:sz w:val="19"/>
         </w:rPr>
-        <w:t>014565虽强但RSI约71.3，019331是少数站上MA20的科技持仓；二者都不适合在事件预期已高时追涨。</w:t>
+        <w:t>天弘沪深港创新药50ETF联接C虽强但RSI约71.3，华泰柏瑞中证沪港深云计算产业ETF联接C是少数站上MA20的科技持仓；二者都不适合在事件预期已高时追涨。</w:t>
       </w:r>
     </w:p>
     <w:p>
@@ -4368,7 +4368,7 @@
                 <w:color w:val="000000"/>
                 <w:sz w:val="15"/>
               </w:rPr>
-              <w:t>昨日021894已减约21%，不再机械卖；也不追创新药</w:t>
+              <w:t>昨日易方达半导体材料设备ETF联接C已减约21%，不再机械卖；也不追创新药</w:t>
             </w:r>
           </w:p>
         </w:tc>
@@ -4478,7 +4478,7 @@
                 <w:color w:val="000000"/>
                 <w:sz w:val="15"/>
               </w:rPr>
-              <w:t>截止前赎回019024 15%即89.60份；其余等待</w:t>
+              <w:t>截止前赎回易方达信息行业精选股票C 15%即89.60份；其余等待</w:t>
             </w:r>
           </w:p>
         </w:tc>
@@ -4510,7 +4510,7 @@
           <w:color w:val="000000"/>
           <w:sz w:val="19"/>
         </w:rPr>
-        <w:t>021894：昨日350份申请相当于原份额约21.06%，已覆盖一档结构性降仓。今天订单未确认前不重复提交，避免同一风险信号连续卖两次。</w:t>
+        <w:t>易方达半导体材料设备ETF联接C：昨日350份申请相当于原份额约21.06%，已覆盖一档结构性降仓。今天订单未确认前不重复提交，避免同一风险信号连续卖两次。</w:t>
       </w:r>
     </w:p>
     <w:p>
@@ -4525,7 +4525,7 @@
           <w:color w:val="000000"/>
           <w:sz w:val="19"/>
         </w:rPr>
-        <w:t>010004：7月14日赎回待确认；最新正式净值仍低于MA20，不补仓、不重复卖。</w:t>
+        <w:t>景顺长城电子信息产业股票C：7月14日赎回待确认；最新正式净值仍低于MA20，不补仓、不重复卖。</w:t>
       </w:r>
     </w:p>
     <w:p>
@@ -4540,7 +4540,7 @@
           <w:color w:val="000000"/>
           <w:sz w:val="19"/>
         </w:rPr>
-        <w:t>019024：若下午由行业轮动升级为系统破位，它是唯一备选追加赎回对象，因为份额和官方费率已知；当前没有触发。</w:t>
+        <w:t>易方达信息行业精选股票C：若下午由行业轮动升级为系统破位，它是唯一备选追加赎回对象，因为份额和官方费率已知；当前没有触发。</w:t>
       </w:r>
     </w:p>
     <w:p>
@@ -4555,7 +4555,7 @@
           <w:color w:val="000000"/>
           <w:sz w:val="19"/>
         </w:rPr>
-        <w:t>007339：宽基承担组合稳定器作用，上证守3900且广度正时不赎回。</w:t>
+        <w:t>易方达沪深300ETF联接C：宽基承担组合稳定器作用，上证守3900且广度正时不赎回。</w:t>
       </w:r>
     </w:p>
     <w:p>
@@ -4612,7 +4612,7 @@
           <w:color w:val="000000"/>
           <w:sz w:val="19"/>
         </w:rPr>
-        <w:t>观察优先级：第一是现有019331云计算，等WAIC出现可量化政策且连续2个交易日资金净流入、正式净值不追高时再评估；第二是007339宽基，等现金与真实仓位修复且上证3900确认有效时再评估。创新药不列追买对象。</w:t>
+        <w:t>观察优先级：第一是现有华泰柏瑞中证沪港深云计算产业ETF联接C，等WAIC出现可量化政策且连续2个交易日资金净流入、正式净值不追高时再评估；第二是易方达沪深300ETF联接C，等现金与真实仓位修复且上证3900确认有效时再评估。创新药不列追买对象。</w:t>
       </w:r>
     </w:p>
     <w:p>
@@ -4696,7 +4696,7 @@
           <w:color w:val="000000"/>
           <w:sz w:val="19"/>
         </w:rPr>
-        <w:t>到期旧建议DEC-20260714-FINAL-001：建议010004赎回20%，用户已执行但实际份额、确认净值和真实费用未知。模型用432.92份、7月14日正式净值2.1512元、0.5%赎回费估算，赎回切片收益约-0.50%；若完全不操作并持有到7月15日净值2.0816元，约-3.24%；建议相对不操作增加约2.735个百分点，约少损失25.47元。同期007339宽基约-0.16%。方向命中，但不能写成用户实际赚取该金额。</w:t>
+        <w:t>到期旧建议DEC-20260714-FINAL-001：建议景顺长城电子信息产业股票C赎回20%，用户已执行但实际份额、确认净值和真实费用未知。模型用432.92份、7月14日正式净值2.1512元、0.5%赎回费估算，赎回切片收益约-0.50%；若完全不操作并持有到7月15日净值2.0816元，约-3.24%；建议相对不操作增加约2.735个百分点，约少损失25.47元。同期易方达沪深300ETF联接C宽基约-0.16%。方向命中，但不能写成用户实际赚取该金额。</w:t>
       </w:r>
     </w:p>
     <w:p>
@@ -4738,7 +4738,7 @@
           <w:color w:val="000000"/>
           <w:sz w:val="19"/>
         </w:rPr>
-        <w:t>当前动作是等待。若红色系统破位三项同时触发，019024赎回15%=89.60份；按最新正式净值2.9407元估算毛额约263.49元，持有7-30天费率0.5%口径约1.32元，预计平台在截止前受理则适用2026-07-16收盘后正式净值，通常T+1确认、到账约T+2至T+3，具体合同和平台预览优先。任何费率、份额、开放状态、净值日或实际截止时间冲突，等待下一开放日。</w:t>
+        <w:t>当前动作是等待。若红色系统破位三项同时触发，易方达信息行业精选股票C赎回15%=89.60份；按最新正式净值2.9407元估算毛额约263.49元，持有7-30天费率0.5%口径约1.32元，预计平台在截止前受理则适用2026-07-16收盘后正式净值，通常T+1确认、到账约T+2至T+3，具体合同和平台预览优先。任何费率、份额、开放状态、净值日或实际截止时间冲突，等待下一开放日。</w:t>
       </w:r>
     </w:p>
     <w:p>
@@ -5005,7 +5005,7 @@
                 <w:color w:val="000000"/>
                 <w:sz w:val="15"/>
               </w:rPr>
-              <w:t>申购0元、赎回0份；昨日350份已降仓</w:t>
+              <w:t>申购0元、赎回0份；易方达半导体材料设备ETF联接C昨日350份已降仓</w:t>
             </w:r>
           </w:p>
         </w:tc>
@@ -5136,7 +5136,7 @@
                 <w:color w:val="000000"/>
                 <w:sz w:val="15"/>
               </w:rPr>
-              <w:t>0元/0份；不重复卖021894</w:t>
+              <w:t>0元/0份；不重复卖易方达半导体材料设备ETF联接C</w:t>
             </w:r>
           </w:p>
         </w:tc>
@@ -5398,7 +5398,7 @@
                 <w:color w:val="000000"/>
                 <w:sz w:val="15"/>
               </w:rPr>
-              <w:t>019024 15%=89.60份；申购0元</w:t>
+              <w:t>易方达信息行业精选股票C 15%=89.60份；申购0元</w:t>
             </w:r>
           </w:p>
         </w:tc>
@@ -5727,7 +5727,7 @@
           <w:color w:val="000000"/>
           <w:sz w:val="19"/>
         </w:rPr>
-        <w:t>今天15:00前：当前等待，不申购、不追加赎回。只有14:45上证&lt;3900且不能收复、上涨家数&lt;1000、电子主力净流出&gt;300亿元三项同时成立，才提交019024赎回15%=89.60份；申购金额0元。</w:t>
+        <w:t>今天15:00前：当前等待，不申购、不追加赎回。只有14:45上证&lt;3900且不能收复、上涨家数&lt;1000、电子主力净流出&gt;300亿元三项同时成立，才提交易方达信息行业精选股票C赎回15%=89.60份；申购金额0元。</w:t>
       </w:r>
     </w:p>
     <w:p>
@@ -5757,7 +5757,7 @@
           <w:color w:val="000000"/>
           <w:sz w:val="19"/>
         </w:rPr>
-        <w:t>不需要立即跑。午间是半导体硬件撤退、软件消费医疗承接的结构性轮动，不是系统性撤退；昨日021894已提交350份，先不重复降仓。</w:t>
+        <w:t>不需要立即跑。午间是半导体硬件撤退、软件消费医疗承接的结构性轮动，不是系统性撤退；昨日易方达半导体材料设备ETF联接C已提交350份，先不重复降仓。</w:t>
       </w:r>
     </w:p>
     <w:p>

--- a/reports/2026-07-16-基金午报.docx
+++ b/reports/2026-07-16-基金午报.docx
@@ -5727,7 +5727,7 @@
           <w:color w:val="000000"/>
           <w:sz w:val="19"/>
         </w:rPr>
-        <w:t>今天15:00前：当前等待，不申购、不追加赎回。只有14:45上证&lt;3900且不能收复、上涨家数&lt;1000、电子主力净流出&gt;300亿元三项同时成立，才提交易方达信息行业精选股票C赎回15%=89.60份；申购金额0元。</w:t>
+        <w:t>今天15:00前：当前等待，不申购、不追加赎回。只有14:45上证&lt;3900且不能收复、上涨家数&lt;1000、电子主力净流出&gt;300亿元三项同时成立，才提交“易方达信息行业精选股票C”赎回申请15%（89.60份）；申购金额0元。</w:t>
       </w:r>
     </w:p>
     <w:p>
